--- a/projects/valuepickr-open-screen/docs/Data Patterns.docx
+++ b/projects/valuepickr-open-screen/docs/Data Patterns.docx
@@ -544,6 +544,187 @@
         <w:t xml:space="preserve">This is independent research and analysis for informational purposes only, not personalized financial or investment advice. Past multi-bagger performance and forum/social sentiment are not indicators of future returns. Do your own due diligence before investing.</w:t>
       </w:r>
     </w:p>
+    <w:p/>
+    <w:p>
+      <w:r>
+        <w:rPr>
+          <w:b/>
+          <w:sz w:val="28"/>
+        </w:rPr>
+        <w:t>🔄 RESEARCH UPDATE - 2026-10-05</w:t>
+      </w:r>
+    </w:p>
+    <w:p>
+      <w:r>
+        <w:rPr>
+          <w:b/>
+        </w:rPr>
+        <w:t>📊 Key Metrics:</w:t>
+      </w:r>
+    </w:p>
+    <w:p>
+      <w:pPr>
+        <w:ind w:left="360"/>
+      </w:pPr>
+      <w:r>
+        <w:t xml:space="preserve">  • Company: Data Patterns (India) Ltd</w:t>
+      </w:r>
+    </w:p>
+    <w:p>
+      <w:pPr>
+        <w:ind w:left="360"/>
+      </w:pPr>
+      <w:r>
+        <w:t xml:space="preserve">  • Conviction: Not rated</w:t>
+      </w:r>
+    </w:p>
+    <w:p>
+      <w:pPr>
+        <w:ind w:left="360"/>
+      </w:pPr>
+      <w:r>
+        <w:t xml:space="preserve">  • Thesis: neither</w:t>
+      </w:r>
+    </w:p>
+    <w:p>
+      <w:pPr>
+        <w:ind w:left="360"/>
+      </w:pPr>
+      <w:r>
+        <w:t xml:space="preserve">  • 4-Box Score: 2.5</w:t>
+      </w:r>
+    </w:p>
+    <w:p>
+      <w:pPr>
+        <w:ind w:left="360"/>
+      </w:pPr>
+      <w:r>
+        <w:t xml:space="preserve">  • Research Date: 2026-09-05</w:t>
+      </w:r>
+    </w:p>
+    <w:p>
+      <w:pPr>
+        <w:ind w:left="360"/>
+      </w:pPr>
+      <w:r>
+        <w:t xml:space="preserve">  • Red Flag: None</w:t>
+      </w:r>
+    </w:p>
+    <w:p/>
+    <w:p>
+      <w:r>
+        <w:rPr>
+          <w:b/>
+        </w:rPr>
+        <w:t>📝 Verdict:</w:t>
+      </w:r>
+    </w:p>
+    <w:p>
+      <w:pPr>
+        <w:ind w:left="360"/>
+      </w:pPr>
+      <w:r>
+        <w:t>Genuinely high-quality defence electronics compounder with real order-inflow acceleration and a live Su-30 catalyst, but a ~94x multiple and the sheer market-cap scale required make a literal '10x-in-2-3-years' label unrealistic -- reclassified to 'neither' by explicit judgment (quality/optionality compounder, not an asymmetric multibagger)</w:t>
+      </w:r>
+    </w:p>
+    <w:p/>
+    <w:p>
+      <w:r>
+        <w:rPr>
+          <w:b/>
+        </w:rPr>
+        <w:t>📈 Bull Case:</w:t>
+      </w:r>
+    </w:p>
+    <w:p>
+      <w:pPr>
+        <w:ind w:left="360"/>
+      </w:pPr>
+      <w:r>
+        <w:t>60% ROE and near-zero debt reflect genuinely efficient, high-quality execution, not a leveraged growth story</w:t>
+      </w:r>
+    </w:p>
+    <w:p>
+      <w:pPr>
+        <w:ind w:left="360"/>
+      </w:pPr>
+      <w:r>
+        <w:t>~25-30% of revenue is recurring, a real moat versus other defence-electronics peers per community discussion</w:t>
+      </w:r>
+    </w:p>
+    <w:p>
+      <w:pPr>
+        <w:ind w:left="360"/>
+      </w:pPr>
+      <w:r>
+        <w:t>Order inflow has genuinely accelerated (FY26 +216% YoY, plus a standalone Rs585.76cr BEL order in Aug-2026) -- materially updating the 2024-era 'flat order book' concern</w:t>
+      </w:r>
+    </w:p>
+    <w:p>
+      <w:pPr>
+        <w:ind w:left="360"/>
+      </w:pPr>
+      <w:r>
+        <w:t>The Su-30 Super Sukhoi radar-upgrade programme (~Rs63,000cr overall budget) remains a real, still-unconverted multi-year optionality catalyst, with the company itself citing concrete near-term (mid-2026, ~6-month) software-maturity progress</w:t>
+      </w:r>
+    </w:p>
+    <w:p>
+      <w:pPr>
+        <w:ind w:left="360"/>
+      </w:pPr>
+      <w:r>
+        <w:t>India defence capex/import-substitution tailwind is structural, not cyclical -- corroborated independently by the global-proxy-scan bellwether read on Hensoldt</w:t>
+      </w:r>
+    </w:p>
+    <w:p/>
+    <w:p>
+      <w:r>
+        <w:rPr>
+          <w:b/>
+        </w:rPr>
+        <w:t>📉 Bear Case:</w:t>
+      </w:r>
+    </w:p>
+    <w:p>
+      <w:pPr>
+        <w:ind w:left="360"/>
+      </w:pPr>
+      <w:r>
+        <w:t>At ~94x trailing P/E and ~14.9x P/B, the valuation already prices in a great deal of good news -- there is little room left to pay for anything beyond flawless execution</w:t>
+      </w:r>
+    </w:p>
+    <w:p>
+      <w:pPr>
+        <w:ind w:left="360"/>
+      </w:pPr>
+      <w:r>
+        <w:t>Q1FY27 PAT fell 13.5% YoY on margin compression (32%-&gt;27%) from higher staff costs and timing delays; FY27's 35-40% margin guidance requires a real H2 recovery that hasn't printed yet</w:t>
+      </w:r>
+    </w:p>
+    <w:p>
+      <w:pPr>
+        <w:ind w:left="360"/>
+      </w:pPr>
+      <w:r>
+        <w:t>The Su-30 Hawk-I-2700 opportunity remains genuinely unconverted -- competing against the Virupaksha radar, with no confirmed large-scale manufacturing contract as of this pass</w:t>
+      </w:r>
+    </w:p>
+    <w:p>
+      <w:pPr>
+        <w:ind w:left="360"/>
+      </w:pPr>
+      <w:r>
+        <w:t>No trusted-roster user has staked an explicit conviction call on this name -- community engagement remains informational, not conviction-driven</w:t>
+      </w:r>
+    </w:p>
+    <w:p>
+      <w:pPr>
+        <w:ind w:left="360"/>
+      </w:pPr>
+      <w:r>
+        <w:t>At ~Rs25,800cr market cap, a literal 10x in 2-3 years would require re-rating to a scale (~Rs2.5 lakh Cr) matched by only a handful of Indian companies -- this is a quality-compounder-plus-optionality story, not a realistic 10x-in-2-3-years case on the numbers</w:t>
+      </w:r>
+    </w:p>
     <w:sectPr>
       <w:pgSz w:w="12240" w:h="15840" w:orient="portrait"/>
       <w:pgMar w:top="1440" w:right="1440" w:bottom="1440" w:left="1440" w:header="708" w:footer="708" w:gutter="0"/>
